--- a/docs/legal-templates/generated/sophia-kanouni-bsp37-contrat.docx
+++ b/docs/legal-templates/generated/sophia-kanouni-bsp37-contrat.docx
@@ -417,7 +417,7 @@
           <w:bCs w:val="1"/>
           <w:rtl w:val="0"/>
         </w:rPr>
-        <w:t>Périmètre des Prestations : installation et configuration d'Obsidian + Claude sur la machine de la cliente, création d'un vault BSP 37 dédié (processus, fournisseurs, catalogue, réalisations), session d'ingestion initiale et formation à la routine hebdomadaire d'utilisation ; refonte complète du site web bsp37.com (audit du site Wix existant, développement sur technologie moderne, intégration du catalogue produits, galerie de réalisations, pages de services et formulaires de contact, déploiement et configuration du nom de domaine) ; maintenance mensuelle du site (mises à jour, corrections, suivi des performances SEO).</w:t>
+        <w:t>Périmètre des Prestations : refonte complète du site web bsp37.com (audit du site Wix existant, développement sur technologie moderne, intégration du catalogue produits, galerie de réalisations, pages de services et formulaires de contact, déploiement et configuration du nom de domaine) ; maintenance mensuelle du site (mises à jour, corrections, suivi des performances SEO) ; gestion des campagnes Meta Ads pour l'activité film solaire à partir du 1er septembre 2026, incluant optimisation, tests visuels, reporting mensuel et création de deux publicités de lancement. La gestion Meta Ads est facturée 100,00 € HT par mois et la création des deux publicités est facturée 250,00 € HT en frais unique.</w:t>
       </w:r>
       <w:r>
         <w:rPr>
@@ -458,7 +458,7 @@
           <w:bCs w:val="1"/>
           <w:rtl w:val="0"/>
         </w:rPr>
-        <w:t>Hors périmètre : toute prestation non explicitement listée dans la Proposition Commerciale, notamment la gestion de campagnes publicitaires, la production de contenus vidéo, toute intégration supplémentaire non prévue et les coûts d'hébergement ou d'abonnements tiers.</w:t>
+        <w:t>Hors périmètre : toute prestation non explicitement listée dans la Proposition Commerciale, notamment le budget publicitaire Meta Ads, la production de publicités ou contenus supplémentaires au-delà des deux publicités prévues, toute intégration supplémentaire non prévue et les coûts d'hébergement ou d'abonnements tiers.</w:t>
       </w:r>
       <w:r>
         <w:rPr>
@@ -634,7 +634,7 @@
         <w:rPr>
           <w:rtl w:val="0"/>
         </w:rPr>
-        <w:t xml:space="preserve"> Prix total HT : 2 300,00 €. TVA 20 % : 460,00 €. Prix TTC : 2 760,00 €.</w:t>
+        <w:t xml:space="preserve"> Prix total HT : 3 250,00 €. TVA 20 % : 650,00 €. Prix TTC : 3 900,00 €.</w:t>
       </w:r>
     </w:p>
     <w:p>
@@ -681,7 +681,7 @@
         <w:rPr>
           <w:rtl w:val="0"/>
         </w:rPr>
-        <w:t>•  ☐ Mensuel 12 mois : douze (12) mensualités égales de 180,00 € €, chacune payable avant le 1er du mois concerné.</w:t>
+        <w:t>•  ☐ Mensuel 12 mois : douze (12) mensualités égales de 300,00 € €, chacune payable avant le 1er du mois concerné.</w:t>
       </w:r>
     </w:p>
     <w:p>
